--- a/.claude/skills/causal-report/profiles/long_report/frontmatter_source.docx
+++ b/.claude/skills/causal-report/profiles/long_report/frontmatter_source.docx
@@ -2,7 +2,15 @@
 <file path=word/document.xml><?xml version="1.0" encoding="utf-8"?>
 <w:document xmlns:wpc="http://schemas.microsoft.com/office/word/2010/wordprocessingCanvas" xmlns:cx="http://schemas.microsoft.com/office/drawing/2014/chartex" xmlns:cx1="http://schemas.microsoft.com/office/drawing/2015/9/8/chartex" xmlns:cx2="http://schemas.microsoft.com/office/drawing/2015/10/21/chartex" xmlns:cx3="http://schemas.microsoft.com/office/drawing/2016/5/9/chartex" xmlns:cx4="http://schemas.microsoft.com/office/drawing/2016/5/10/chartex" xmlns:cx5="http://schemas.microsoft.com/office/drawing/2016/5/11/chartex" xmlns:cx6="http://schemas.microsoft.com/office/drawing/2016/5/12/chartex" xmlns:cx7="http://schemas.microsoft.com/office/drawing/2016/5/13/chartex" xmlns:cx8="http://schemas.microsoft.com/office/drawing/2016/5/14/chartex" xmlns:mc="http://schemas.openxmlformats.org/markup-compatibility/2006" xmlns:m="http://schemas.openxmlformats.org/officeDocument/2006/math" xmlns:aink="http://schemas.microsoft.com/office/drawing/2016/ink" xmlns:am3d="http://schemas.microsoft.com/office/drawing/2017/model3d" xmlns:oel="http://schemas.microsoft.com/office/2019/extlst" xmlns:r="http://schemas.openxmlformats.org/officeDocument/2006/relationships" xmlns:wp14="http://schemas.microsoft.com/office/word/2010/wordprocessingDrawing" xmlns:wp="http://schemas.openxmlformats.org/drawingml/2006/wordprocessingDrawing" xmlns:wpg="http://schemas.microsoft.com/office/word/2010/wordprocessingGroup" xmlns:wpi="http://schemas.microsoft.com/office/word/2010/wordprocessingInk" xmlns:wps="http://schemas.microsoft.com/office/word/2010/wordprocessingShape" xmlns:o="urn:schemas-microsoft-com:office:office" xmlns:v="urn:schemas-microsoft-com:vml" xmlns:w10="urn:schemas-microsoft-com:office:word" xmlns:w="http://schemas.openxmlformats.org/wordprocessingml/2006/main" xmlns:w14="http://schemas.microsoft.com/office/word/2010/wordml" xmlns:w15="http://schemas.microsoft.com/office/word/2012/wordml" xmlns:w16cex="http://schemas.microsoft.com/office/word/2018/wordml/cex" xmlns:w16cid="http://schemas.microsoft.com/office/word/2016/wordml/cid" xmlns:w16="http://schemas.microsoft.com/office/word/2018/wordml" xmlns:w16sdtdh="http://schemas.microsoft.com/office/word/2020/wordml/sdtdatahash" xmlns:w16sdtfl="http://schemas.microsoft.com/office/word/2024/wordml/sdtformatlock" xmlns:w16se="http://schemas.microsoft.com/office/word/2015/wordml/symex" xmlns:w16du="http://schemas.microsoft.com/office/word/2023/wordml/word16du" xmlns:wne="http://schemas.microsoft.com/office/word/2006/wordml" mc:Ignorable="w14 w15 w16se w16cid w16 w16cex w16sdtdh w16sdtfl w16du wp14">
   <w:body>
-    <w:p/>
+    <w:p>
+      <w:pPr>
+        <w:spacing w:before="0" w:after="0" w:line="40" w:lineRule="exact"/>
+        <w:rPr>
+          <w:sz w:val="4"/>
+          <w:szCs w:val="4"/>
+        </w:rPr>
+      </w:pPr>
+    </w:p>
     <w:tbl>
       <w:tblPr>
         <w:tblStyle w:val="a"/>
@@ -26,7 +34,7 @@
       </w:tblGrid>
       <w:tr>
         <w:trPr>
-          <w:trHeight w:val="11006"/>
+          <w:trHeight w:val="10700" w:hRule="exact"/>
           <w:jc w:val="center"/>
         </w:trPr>
         <w:tc>
@@ -59,19 +67,13 @@
       </w:tr>
       <w:tr>
         <w:trPr>
-          <w:trHeight w:val="966"/>
+          <w:trHeight w:val="1450" w:hRule="exact"/>
           <w:jc w:val="center"/>
         </w:trPr>
         <w:tc>
           <w:tcPr>
-            <w:tcW w:w="6511" w:type="dxa"/>
-            <w:vAlign w:val="bottom"/>
-          </w:tcPr>
-          <w:p/>
-        </w:tc>
-        <w:tc>
-          <w:tcPr>
-            <w:tcW w:w="3911" w:type="dxa"/>
+            <w:tcW w:w="10422" w:type="dxa"/>
+            <w:gridSpan w:val="2"/>
             <w:vAlign w:val="bottom"/>
           </w:tcPr>
           <w:p>
@@ -164,6 +166,11 @@
     </w:tbl>
     <w:p>
       <w:pPr>
+        <w:spacing w:before="0" w:after="0" w:line="40" w:lineRule="exact"/>
+        <w:rPr>
+          <w:sz w:val="4"/>
+          <w:szCs w:val="4"/>
+        </w:rPr>
         <w:sectPr>
           <w:headerReference w:type="even" r:id="rId7"/>
           <w:headerReference w:type="default" r:id="rId8"/>
